--- a/report/Final_Report_DRAFT.docx
+++ b/report/Final_Report_DRAFT.docx
@@ -218,7 +218,20 @@
           <w:sz w:val="22"/>
           <w:szCs w:val="22"/>
         </w:rPr>
-        <w:t xml:space="preserve">Figure 3. CPU vs GPU hardware performance for the failure-analysis classifier.</w:t>
+        <w:t xml:space="preserve">Figure 3. Neuromorphic design trade-off: timesteps vs energy and accuracy.</w:t>
+      </w:r>
+    </w:p>
+    <w:p>
+      <w:pPr>
+        <w:spacing w:after="150" w:line="276"/>
+        <w:jc w:val="both"/>
+      </w:pPr>
+      <w:r>
+        <w:rPr>
+          <w:sz w:val="22"/>
+          <w:szCs w:val="22"/>
+        </w:rPr>
+        <w:t xml:space="preserve">Figure 4. CPU vs GPU hardware performance for the failure-analysis classifier.</w:t>
       </w:r>
     </w:p>
     <w:p>
@@ -302,6 +315,28 @@
           <w:sz w:val="22"/>
           <w:szCs w:val="22"/>
         </w:rPr>
+        <w:t xml:space="preserve">Thesis. </w:t>
+      </w:r>
+      <w:r>
+        <w:rPr>
+          <w:sz w:val="22"/>
+          <w:szCs w:val="22"/>
+        </w:rPr>
+        <w:t xml:space="preserve">Specialized AI accelerators outperform general-purpose CPUs for deep-learning inference in proportion to how parallel and compute-bound the workload is. This single principle predicts a roughly twenty-fold GPU advantage for the semiconductor failure-analysis classifier studied here, explains where accelerators help most and least across a range of workloads, and extends to neuromorphic hardware — where the efficiency lever shifts from raw parallelism to event-driven sparsity.</w:t>
+      </w:r>
+    </w:p>
+    <w:p>
+      <w:pPr>
+        <w:spacing w:after="150" w:line="276"/>
+        <w:jc w:val="both"/>
+      </w:pPr>
+      <w:r>
+        <w:rPr>
+          <w:b/>
+          <w:bCs/>
+          <w:sz w:val="22"/>
+          <w:szCs w:val="22"/>
+        </w:rPr>
         <w:t xml:space="preserve">Objectives. </w:t>
       </w:r>
       <w:r>
@@ -573,7 +608,7 @@
           <w:sz w:val="22"/>
           <w:szCs w:val="22"/>
         </w:rPr>
-        <w:t xml:space="preserve">A spiking neural network (a leaky integrate-and-fire network) was trained on MNIST using surrogate-gradient backpropagation. To compare it with a conventional CNN on a common footing, an analytical energy model converted operation counts into energy per inference using published per-operation figures (Horowitz, 2014; Davies et al., 2018): the CNN's cost is its multiply-accumulate (MAC) count times the energy per MAC, and the SNN's cost is its synaptic-operation count times the energy per accumulate, where synaptic operations are obtained from the measured per-layer spike counts and each layer's fan-out. Because the spiking network's first layer is driven by dense input current at every timestep rather than by sparse spikes, its energy was reported both excluding and including this dense encoding cost.</w:t>
+        <w:t xml:space="preserve">A spiking neural network (a leaky integrate-and-fire network) was trained on MNIST using surrogate-gradient backpropagation. To compare it with a conventional CNN on a common footing, an analytical energy model converted operation counts into energy per inference using published per-operation figures (Horowitz, 2014; Davies et al., 2018): the CNN's cost is its multiply-accumulate (MAC) count times the energy per MAC, and the SNN's cost is its synaptic-operation count times the energy per accumulate, where synaptic operations are obtained from the measured per-layer spike counts and each layer's fan-out. Because the spiking network's first layer is driven by dense input current at every timestep rather than by sparse spikes, its energy was reported both excluding and including this dense encoding cost. Finally, to treat the network as a design object rather than a fixed artifact, the number of timesteps T was swept and the resulting energy and accuracy recorded, exploring the design space directly.</w:t>
       </w:r>
     </w:p>
     <w:p>
@@ -842,20 +877,104 @@
           <w:sz w:val="24"/>
           <w:szCs w:val="24"/>
         </w:rPr>
-        <w:t xml:space="preserve">4.3 Failure-analysis classification</w:t>
-      </w:r>
-    </w:p>
-    <w:p>
-      <w:pPr>
-        <w:spacing w:after="150" w:line="276"/>
-        <w:jc w:val="both"/>
-      </w:pPr>
-      <w:r>
-        <w:rPr>
-          <w:sz w:val="22"/>
-          <w:szCs w:val="22"/>
-        </w:rPr>
-        <w:t xml:space="preserve">The adapted ResNet18 classified the eight held-out failure images with 37.5% accuracy (three of eight), above the 14.3% random-chance baseline for seven classes but low, as expected for a dataset of only 24 heterogeneous images. Prediction confidences ranged from 21% to 51%. This result demonstrates that the classification-and-inference pipeline functions end to end, while confirming that a much larger, cleaner dataset would be required for a deployable classifier.</w:t>
+        <w:t xml:space="preserve">4.3 Design-space exploration: timesteps as a design knob</w:t>
+      </w:r>
+    </w:p>
+    <w:p>
+      <w:pPr>
+        <w:spacing w:after="150" w:line="276"/>
+        <w:jc w:val="both"/>
+      </w:pPr>
+      <w:r>
+        <w:rPr>
+          <w:sz w:val="22"/>
+          <w:szCs w:val="22"/>
+        </w:rPr>
+        <w:t xml:space="preserve">Because the encoding energy scales linearly with the number of simulation timesteps T (it equals the first-layer MAC count times T), T is a concrete design parameter. Sweeping it revealed a clear trade-off (Figure 3). Accuracy rose with T but saturated by about T = 15 (98.3%) and did not improve — indeed slightly declined — at T = 20 and 25, whereas both the event-driven and total energy continued to grow linearly. Running more timesteps than accuracy requires therefore only wastes energy.</w:t>
+      </w:r>
+    </w:p>
+    <w:p>
+      <w:pPr>
+        <w:spacing w:after="40" w:before="80"/>
+        <w:jc w:val="center"/>
+      </w:pPr>
+      <w:r>
+        <w:drawing>
+          <wp:inline distT="0" distB="0" distL="0" distR="0">
+            <wp:extent cx="4476750" cy="2800350"/>
+            <wp:effectExtent t="0" r="0" b="0" l="0"/>
+            <wp:docPr id="1" name="" descr="" title=""/>
+            <wp:cNvGraphicFramePr>
+              <a:graphicFrameLocks xmlns:a="http://schemas.openxmlformats.org/drawingml/2006/main" noChangeAspect="1"/>
+            </wp:cNvGraphicFramePr>
+            <a:graphic xmlns:a="http://schemas.openxmlformats.org/drawingml/2006/main">
+              <a:graphicData uri="http://schemas.openxmlformats.org/drawingml/2006/picture">
+                <pic:pic xmlns:pic="http://schemas.openxmlformats.org/drawingml/2006/picture">
+                  <pic:nvPicPr>
+                    <pic:cNvPr id="0" name="" descr=""/>
+                    <pic:cNvPicPr>
+                      <a:picLocks noChangeAspect="1" noChangeArrowheads="1"/>
+                    </pic:cNvPicPr>
+                  </pic:nvPicPr>
+                  <pic:blipFill>
+                    <a:blip r:embed="rId10" cstate="none"/>
+                    <a:srcRect/>
+                    <a:stretch>
+                      <a:fillRect/>
+                    </a:stretch>
+                  </pic:blipFill>
+                  <pic:spPr bwMode="auto">
+                    <a:xfrm>
+                      <a:off x="0" y="0"/>
+                      <a:ext cx="4476750" cy="2800350"/>
+                    </a:xfrm>
+                    <a:prstGeom prst="rect">
+                      <a:avLst/>
+                    </a:prstGeom>
+                  </pic:spPr>
+                </pic:pic>
+              </a:graphicData>
+            </a:graphic>
+          </wp:inline>
+        </w:drawing>
+      </w:r>
+    </w:p>
+    <w:p>
+      <w:pPr>
+        <w:spacing w:after="160"/>
+        <w:jc w:val="center"/>
+      </w:pPr>
+      <w:r>
+        <w:rPr>
+          <w:i/>
+          <w:iCs/>
+          <w:color w:val="555555"/>
+          <w:sz w:val="19"/>
+          <w:szCs w:val="19"/>
+        </w:rPr>
+        <w:t xml:space="preserve">Figure 3. Neuromorphic design trade-off: accuracy saturates near T=15 while energy grows linearly with T; the shaded band marks the efficient design region.</w:t>
+      </w:r>
+    </w:p>
+    <w:p>
+      <w:pPr>
+        <w:spacing w:after="150" w:line="276"/>
+        <w:jc w:val="both"/>
+      </w:pPr>
+      <w:r>
+        <w:rPr>
+          <w:b/>
+          <w:bCs/>
+          <w:sz w:val="22"/>
+          <w:szCs w:val="22"/>
+        </w:rPr>
+        <w:t xml:space="preserve">Design recommendation. </w:t>
+      </w:r>
+      <w:r>
+        <w:rPr>
+          <w:sz w:val="22"/>
+          <w:szCs w:val="22"/>
+        </w:rPr>
+        <w:t xml:space="preserve">For this network, T of about 10-15 is the efficient operating point: T = 15 achieves peak accuracy at roughly 60% of the energy used at T = 25, and T = 10 retains 97.7% accuracy at about 40% of that energy. More broadly, the analysis points to two design levers for neuromorphic accelerators — minimizing the timestep count and, most importantly, replacing the dense current-injection encoding (the dominant cost) with a sparse, event-based encoding — as the highest-impact changes for energy efficiency.</w:t>
       </w:r>
     </w:p>
     <w:p>
@@ -871,20 +990,49 @@
           <w:sz w:val="24"/>
           <w:szCs w:val="24"/>
         </w:rPr>
-        <w:t xml:space="preserve">4.4 Hardware performance of the classifier</w:t>
-      </w:r>
-    </w:p>
-    <w:p>
-      <w:pPr>
-        <w:spacing w:after="150" w:line="276"/>
-        <w:jc w:val="both"/>
-      </w:pPr>
-      <w:r>
-        <w:rPr>
-          <w:sz w:val="22"/>
-          <w:szCs w:val="22"/>
-        </w:rPr>
-        <w:t xml:space="preserve">Benchmarking the identical trained model on CPU and GPU produced a clear result, summarized in Tables 1 and 2 and Figure 2. The GPU ran inference about twenty times faster than the CPU (3.4 ms versus 68.7 ms per image), raising throughput from 15 to 293 images per second.</w:t>
+        <w:t xml:space="preserve">4.4 Failure-analysis classification</w:t>
+      </w:r>
+    </w:p>
+    <w:p>
+      <w:pPr>
+        <w:spacing w:after="150" w:line="276"/>
+        <w:jc w:val="both"/>
+      </w:pPr>
+      <w:r>
+        <w:rPr>
+          <w:sz w:val="22"/>
+          <w:szCs w:val="22"/>
+        </w:rPr>
+        <w:t xml:space="preserve">The adapted ResNet18 classified the eight held-out failure images with 37.5% accuracy (three of eight), above the 14.3% random-chance baseline for seven classes but low, as expected for a dataset of only 24 heterogeneous images. Prediction confidences ranged from 21% to 51%. This result demonstrates that the classification-and-inference pipeline functions end to end, while confirming that a much larger, cleaner dataset would be required for a deployable classifier.</w:t>
+      </w:r>
+    </w:p>
+    <w:p>
+      <w:pPr>
+        <w:pStyle w:val="Heading2"/>
+        <w:spacing w:after="80" w:before="200"/>
+      </w:pPr>
+      <w:r>
+        <w:rPr>
+          <w:b/>
+          <w:bCs/>
+          <w:color w:val="2E5A88"/>
+          <w:sz w:val="24"/>
+          <w:szCs w:val="24"/>
+        </w:rPr>
+        <w:t xml:space="preserve">4.5 Hardware performance of the classifier</w:t>
+      </w:r>
+    </w:p>
+    <w:p>
+      <w:pPr>
+        <w:spacing w:after="150" w:line="276"/>
+        <w:jc w:val="both"/>
+      </w:pPr>
+      <w:r>
+        <w:rPr>
+          <w:sz w:val="22"/>
+          <w:szCs w:val="22"/>
+        </w:rPr>
+        <w:t xml:space="preserve">Benchmarking the identical trained model on CPU and GPU produced a clear result, summarized in Tables 1 and 2 and Figure 4. The GPU ran inference about twenty times faster than the CPU (3.4 ms versus 68.7 ms per image), raising throughput from 15 to 293 images per second.</w:t>
       </w:r>
     </w:p>
     <w:p>
@@ -1586,7 +1734,7 @@
                     </pic:cNvPicPr>
                   </pic:nvPicPr>
                   <pic:blipFill>
-                    <a:blip r:embed="rId10" cstate="none"/>
+                    <a:blip r:embed="rId11" cstate="none"/>
                     <a:srcRect/>
                     <a:stretch>
                       <a:fillRect/>
@@ -1621,7 +1769,7 @@
           <w:sz w:val="19"/>
           <w:szCs w:val="19"/>
         </w:rPr>
-        <w:t xml:space="preserve">Figure 3. CPU vs GPU across inference time, throughput, memory, utilization, speed-up, and accuracy.</w:t>
+        <w:t xml:space="preserve">Figure 4. CPU vs GPU across inference time, throughput, memory, utilization, speed-up, and accuracy.</w:t>
       </w:r>
     </w:p>
     <w:p>
@@ -1707,7 +1855,7 @@
           <w:sz w:val="22"/>
           <w:szCs w:val="22"/>
         </w:rPr>
-        <w:t xml:space="preserve">The failure-analysis dataset (24 images) was far too small for a statistically meaningful accuracy figure; a larger, cleaner, cropped dataset would enable a deployable classifier and a fair accuracy comparison across models (MobileNetV2, EfficientNet-B0). TPU and NPU platforms were out of scope and would extend the hardware comparison. The analytical energy model showed a spiking network's event-driven core to be more efficient than a CNN but its dense encoding layer to dominate; validating this against real neuromorphic hardware (e.g. Intel Loihi) and exploring event-based encodings or fewer timesteps to reduce the encoding cost are natural next steps for quantifying efficiency beyond speed alone.</w:t>
+        <w:t xml:space="preserve">The failure-analysis dataset (24 images) was far too small for a statistically meaningful accuracy figure; a larger, cleaner, cropped dataset would enable a deployable classifier and a fair accuracy comparison across models (MobileNetV2, EfficientNet-B0). TPU and NPU platforms were out of scope and would extend the hardware comparison. The analytical energy model, together with a design-space sweep of the timestep count, showed a spiking network's event-driven core to be more efficient than a CNN, identified its dense encoding layer as the dominant cost, and recommended an efficient operating point (T of about 10-15) — concrete design guidance for neuromorphic accelerators. Replacing the current-injection encoding with a sparse event-based scheme, and validating the model against real neuromorphic hardware such as Intel Loihi, are natural next steps.</w:t>
       </w:r>
     </w:p>
     <w:p>
